--- a/referent/Block-2-Selbststudium-Woche-4-Pythonprogrammierung.docx
+++ b/referent/Block-2-Selbststudium-Woche-4-Pythonprogrammierung.docx
@@ -1,6 +1,6 @@
 
 <file path=word/document.xml><?xml version="1.0" encoding="utf-8"?>
-<w:document xmlns:wpc="http://schemas.microsoft.com/office/word/2010/wordprocessingCanvas" xmlns:cx="http://schemas.microsoft.com/office/drawing/2014/chartex" xmlns:cx1="http://schemas.microsoft.com/office/drawing/2015/9/8/chartex" xmlns:cx2="http://schemas.microsoft.com/office/drawing/2015/10/21/chartex" xmlns:cx3="http://schemas.microsoft.com/office/drawing/2016/5/9/chartex" xmlns:cx4="http://schemas.microsoft.com/office/drawing/2016/5/10/chartex" xmlns:cx5="http://schemas.microsoft.com/office/drawing/2016/5/11/chartex" xmlns:cx6="http://schemas.microsoft.com/office/drawing/2016/5/12/chartex" xmlns:cx7="http://schemas.microsoft.com/office/drawing/2016/5/13/chartex" xmlns:cx8="http://schemas.microsoft.com/office/drawing/2016/5/14/chartex" xmlns:mc="http://schemas.openxmlformats.org/markup-compatibility/2006" xmlns:aink="http://schemas.microsoft.com/office/drawing/2016/ink" xmlns:am3d="http://schemas.microsoft.com/office/drawing/2017/model3d" xmlns:o="urn:schemas-microsoft-com:office:office" xmlns:oel="http://schemas.microsoft.com/office/2019/extlst" xmlns:r="http://schemas.openxmlformats.org/officeDocument/2006/relationships" xmlns:m="http://schemas.openxmlformats.org/officeDocument/2006/math" xmlns:v="urn:schemas-microsoft-com:vml" xmlns:wp14="http://schemas.microsoft.com/office/word/2010/wordprocessingDrawing" xmlns:wp="http://schemas.openxmlformats.org/drawingml/2006/wordprocessingDrawing" xmlns:w10="urn:schemas-microsoft-com:office:word" xmlns:w="http://schemas.openxmlformats.org/wordprocessingml/2006/main" xmlns:w14="http://schemas.microsoft.com/office/word/2010/wordml" xmlns:w15="http://schemas.microsoft.com/office/word/2012/wordml" xmlns:w16cex="http://schemas.microsoft.com/office/word/2018/wordml/cex" xmlns:w16cid="http://schemas.microsoft.com/office/word/2016/wordml/cid" xmlns:w16="http://schemas.microsoft.com/office/word/2018/wordml" xmlns:w16du="http://schemas.microsoft.com/office/word/2023/wordml/word16du" xmlns:w16sdtdh="http://schemas.microsoft.com/office/word/2020/wordml/sdtdatahash" xmlns:w16se="http://schemas.microsoft.com/office/word/2015/wordml/symex" xmlns:wpg="http://schemas.microsoft.com/office/word/2010/wordprocessingGroup" xmlns:wpi="http://schemas.microsoft.com/office/word/2010/wordprocessingInk" xmlns:wne="http://schemas.microsoft.com/office/word/2006/wordml" xmlns:wps="http://schemas.microsoft.com/office/word/2010/wordprocessingShape" mc:Ignorable="w14 w15 w16se w16cid w16 w16cex w16sdtdh w16du wp14">
+<w:document xmlns:wpc="http://schemas.microsoft.com/office/word/2010/wordprocessingCanvas" xmlns:cx="http://schemas.microsoft.com/office/drawing/2014/chartex" xmlns:cx1="http://schemas.microsoft.com/office/drawing/2015/9/8/chartex" xmlns:cx2="http://schemas.microsoft.com/office/drawing/2015/10/21/chartex" xmlns:cx3="http://schemas.microsoft.com/office/drawing/2016/5/9/chartex" xmlns:cx4="http://schemas.microsoft.com/office/drawing/2016/5/10/chartex" xmlns:cx5="http://schemas.microsoft.com/office/drawing/2016/5/11/chartex" xmlns:cx6="http://schemas.microsoft.com/office/drawing/2016/5/12/chartex" xmlns:cx7="http://schemas.microsoft.com/office/drawing/2016/5/13/chartex" xmlns:cx8="http://schemas.microsoft.com/office/drawing/2016/5/14/chartex" xmlns:mc="http://schemas.openxmlformats.org/markup-compatibility/2006" xmlns:aink="http://schemas.microsoft.com/office/drawing/2016/ink" xmlns:am3d="http://schemas.microsoft.com/office/drawing/2017/model3d" xmlns:o="urn:schemas-microsoft-com:office:office" xmlns:oel="http://schemas.microsoft.com/office/2019/extlst" xmlns:r="http://schemas.openxmlformats.org/officeDocument/2006/relationships" xmlns:m="http://schemas.openxmlformats.org/officeDocument/2006/math" xmlns:v="urn:schemas-microsoft-com:vml" xmlns:wp14="http://schemas.microsoft.com/office/word/2010/wordprocessingDrawing" xmlns:wp="http://schemas.openxmlformats.org/drawingml/2006/wordprocessingDrawing" xmlns:w10="urn:schemas-microsoft-com:office:word" xmlns:w="http://schemas.openxmlformats.org/wordprocessingml/2006/main" xmlns:w14="http://schemas.microsoft.com/office/word/2010/wordml" xmlns:w15="http://schemas.microsoft.com/office/word/2012/wordml" xmlns:w16cex="http://schemas.microsoft.com/office/word/2018/wordml/cex" xmlns:w16cid="http://schemas.microsoft.com/office/word/2016/wordml/cid" xmlns:w16="http://schemas.microsoft.com/office/word/2018/wordml" xmlns:w16du="http://schemas.microsoft.com/office/word/2023/wordml/word16du" xmlns:w16sdtdh="http://schemas.microsoft.com/office/word/2020/wordml/sdtdatahash" xmlns:w16sdtfl="http://schemas.microsoft.com/office/word/2024/wordml/sdtformatlock" xmlns:w16se="http://schemas.microsoft.com/office/word/2015/wordml/symex" xmlns:wpg="http://schemas.microsoft.com/office/word/2010/wordprocessingGroup" xmlns:wpi="http://schemas.microsoft.com/office/word/2010/wordprocessingInk" xmlns:wne="http://schemas.microsoft.com/office/word/2006/wordml" xmlns:wps="http://schemas.microsoft.com/office/word/2010/wordprocessingShape" mc:Ignorable="w14 w15 w16se w16cid w16 w16cex w16sdtdh w16sdtfl w16du wp14">
   <w:body>
     <w:p>
       <w:pPr>
@@ -679,7 +679,49 @@
         <w:rPr>
           <w:lang w:val="en-US"/>
         </w:rPr>
-        <w:t>Module der Standardbibliothek (math, datetime, os, sys, json, collections etc.)</w:t>
+        <w:t xml:space="preserve">Module der </w:t>
+      </w:r>
+      <w:proofErr w:type="spellStart"/>
+      <w:r>
+        <w:rPr>
+          <w:lang w:val="en-US"/>
+        </w:rPr>
+        <w:t>Standardbibliothek</w:t>
+      </w:r>
+      <w:proofErr w:type="spellEnd"/>
+      <w:r>
+        <w:rPr>
+          <w:lang w:val="en-US"/>
+        </w:rPr>
+        <w:t xml:space="preserve"> (math, datetime, </w:t>
+      </w:r>
+      <w:proofErr w:type="spellStart"/>
+      <w:r>
+        <w:rPr>
+          <w:lang w:val="en-US"/>
+        </w:rPr>
+        <w:t>os</w:t>
+      </w:r>
+      <w:proofErr w:type="spellEnd"/>
+      <w:r>
+        <w:rPr>
+          <w:lang w:val="en-US"/>
+        </w:rPr>
+        <w:t xml:space="preserve">, sys, </w:t>
+      </w:r>
+      <w:proofErr w:type="spellStart"/>
+      <w:r>
+        <w:rPr>
+          <w:lang w:val="en-US"/>
+        </w:rPr>
+        <w:t>json</w:t>
+      </w:r>
+      <w:proofErr w:type="spellEnd"/>
+      <w:r>
+        <w:rPr>
+          <w:lang w:val="en-US"/>
+        </w:rPr>
+        <w:t>, collections etc.)</w:t>
       </w:r>
     </w:p>
     <w:p>
@@ -693,11 +735,19 @@
           <w:lang w:val="en-US"/>
         </w:rPr>
       </w:pPr>
+      <w:proofErr w:type="spellStart"/>
       <w:r>
         <w:rPr>
           <w:lang w:val="en-US"/>
         </w:rPr>
-        <w:t>Dateioperationen (open, read, write, close)</w:t>
+        <w:t>Dateioperationen</w:t>
+      </w:r>
+      <w:proofErr w:type="spellEnd"/>
+      <w:r>
+        <w:rPr>
+          <w:lang w:val="en-US"/>
+        </w:rPr>
+        <w:t xml:space="preserve"> (open, read, write, close)</w:t>
       </w:r>
     </w:p>
     <w:p>
@@ -1330,75 +1380,76 @@
           <w:rFonts w:ascii="Courier New" w:hAnsi="Courier New" w:cs="Courier New"/>
           <w:lang w:val="en-US"/>
         </w:rPr>
-        <w:t>print(add(5))</w:t>
-      </w:r>
-    </w:p>
-    <w:p>
-      <w:pPr>
-        <w:pStyle w:val="ListParagraph"/>
-        <w:numPr>
-          <w:ilvl w:val="0"/>
-          <w:numId w:val="12"/>
-        </w:numPr>
-      </w:pPr>
-      <w:r>
-        <w:t>7</w:t>
-      </w:r>
-    </w:p>
-    <w:p>
-      <w:pPr>
-        <w:pStyle w:val="ListParagraph"/>
-        <w:numPr>
-          <w:ilvl w:val="0"/>
-          <w:numId w:val="12"/>
-        </w:numPr>
-      </w:pPr>
-      <w:r>
-        <w:t>5</w:t>
-      </w:r>
-    </w:p>
-    <w:p>
-      <w:pPr>
-        <w:pStyle w:val="ListParagraph"/>
-        <w:numPr>
-          <w:ilvl w:val="0"/>
-          <w:numId w:val="12"/>
-        </w:numPr>
-      </w:pPr>
-      <w:r>
-        <w:t>2</w:t>
-      </w:r>
-    </w:p>
-    <w:p>
-      <w:pPr>
-        <w:pStyle w:val="ListParagraph"/>
-        <w:numPr>
-          <w:ilvl w:val="0"/>
-          <w:numId w:val="12"/>
-        </w:numPr>
-      </w:pPr>
-      <w:r>
-        <w:t>8</w:t>
-      </w:r>
-    </w:p>
-    <w:p>
-      <w:r>
-        <w:t>2. Was ist das Ergebnis dieser Funktion in Python?</w:t>
-      </w:r>
-    </w:p>
-    <w:p>
-      <w:pPr>
+        <w:t>print(</w:t>
+      </w:r>
+      <w:proofErr w:type="gramStart"/>
+      <w:r>
         <w:rPr>
           <w:rFonts w:ascii="Courier New" w:hAnsi="Courier New" w:cs="Courier New"/>
           <w:lang w:val="en-US"/>
         </w:rPr>
-      </w:pPr>
+        <w:t>add(</w:t>
+      </w:r>
+      <w:proofErr w:type="gramEnd"/>
       <w:r>
         <w:rPr>
           <w:rFonts w:ascii="Courier New" w:hAnsi="Courier New" w:cs="Courier New"/>
           <w:lang w:val="en-US"/>
         </w:rPr>
-        <w:t>def multiply(x, y=2):</w:t>
+        <w:t>5))</w:t>
+      </w:r>
+    </w:p>
+    <w:p>
+      <w:pPr>
+        <w:pStyle w:val="ListParagraph"/>
+        <w:numPr>
+          <w:ilvl w:val="0"/>
+          <w:numId w:val="12"/>
+        </w:numPr>
+      </w:pPr>
+      <w:r>
+        <w:t>7</w:t>
+      </w:r>
+    </w:p>
+    <w:p>
+      <w:pPr>
+        <w:pStyle w:val="ListParagraph"/>
+        <w:numPr>
+          <w:ilvl w:val="0"/>
+          <w:numId w:val="12"/>
+        </w:numPr>
+      </w:pPr>
+      <w:r>
+        <w:t>5</w:t>
+      </w:r>
+    </w:p>
+    <w:p>
+      <w:pPr>
+        <w:pStyle w:val="ListParagraph"/>
+        <w:numPr>
+          <w:ilvl w:val="0"/>
+          <w:numId w:val="12"/>
+        </w:numPr>
+      </w:pPr>
+      <w:r>
+        <w:t>2</w:t>
+      </w:r>
+    </w:p>
+    <w:p>
+      <w:pPr>
+        <w:pStyle w:val="ListParagraph"/>
+        <w:numPr>
+          <w:ilvl w:val="0"/>
+          <w:numId w:val="12"/>
+        </w:numPr>
+      </w:pPr>
+      <w:r>
+        <w:t>8</w:t>
+      </w:r>
+    </w:p>
+    <w:p>
+      <w:r>
+        <w:t>2. Was ist das Ergebnis dieser Funktion in Python?</w:t>
       </w:r>
     </w:p>
     <w:p>
@@ -1413,215 +1464,272 @@
           <w:rFonts w:ascii="Courier New" w:hAnsi="Courier New" w:cs="Courier New"/>
           <w:lang w:val="en-US"/>
         </w:rPr>
-        <w:t xml:space="preserve">    </w:t>
-      </w:r>
+        <w:t xml:space="preserve">def </w:t>
+      </w:r>
+      <w:proofErr w:type="gramStart"/>
       <w:r>
         <w:rPr>
           <w:rFonts w:ascii="Courier New" w:hAnsi="Courier New" w:cs="Courier New"/>
           <w:lang w:val="en-US"/>
         </w:rPr>
-        <w:t>return x * y</w:t>
-      </w:r>
-    </w:p>
-    <w:p>
-      <w:pPr>
-        <w:rPr>
-          <w:rFonts w:ascii="Courier New" w:hAnsi="Courier New" w:cs="Courier New"/>
-        </w:rPr>
-      </w:pPr>
-      <w:r>
-        <w:rPr>
-          <w:rFonts w:ascii="Courier New" w:hAnsi="Courier New" w:cs="Courier New"/>
-        </w:rPr>
-        <w:t>print(multiply(3))</w:t>
-      </w:r>
-    </w:p>
-    <w:p>
-      <w:pPr>
-        <w:pStyle w:val="ListParagraph"/>
-        <w:numPr>
-          <w:ilvl w:val="0"/>
-          <w:numId w:val="14"/>
-        </w:numPr>
-      </w:pPr>
-      <w:r>
-        <w:t>5</w:t>
-      </w:r>
-    </w:p>
-    <w:p>
-      <w:pPr>
-        <w:pStyle w:val="ListParagraph"/>
-        <w:numPr>
-          <w:ilvl w:val="0"/>
-          <w:numId w:val="14"/>
-        </w:numPr>
-      </w:pPr>
-      <w:r>
-        <w:t>6</w:t>
-      </w:r>
-    </w:p>
-    <w:p>
-      <w:pPr>
-        <w:pStyle w:val="ListParagraph"/>
-        <w:numPr>
-          <w:ilvl w:val="0"/>
-          <w:numId w:val="14"/>
-        </w:numPr>
-      </w:pPr>
-      <w:r>
-        <w:t>9</w:t>
-      </w:r>
-    </w:p>
-    <w:p>
-      <w:pPr>
-        <w:pStyle w:val="ListParagraph"/>
-        <w:numPr>
-          <w:ilvl w:val="0"/>
-          <w:numId w:val="14"/>
-        </w:numPr>
-      </w:pPr>
-      <w:r>
-        <w:t>1</w:t>
-      </w:r>
-    </w:p>
-    <w:p>
-      <w:r>
-        <w:t>3. Welche Funktion aus der Python Standardbibliothek kann verwendet werden, um das</w:t>
-      </w:r>
-    </w:p>
-    <w:p>
-      <w:r>
-        <w:t>aktuelle Datum und die aktuelle Uhrzeit zu ermitteln?</w:t>
-      </w:r>
-    </w:p>
-    <w:p>
-      <w:pPr>
-        <w:pStyle w:val="ListParagraph"/>
-        <w:numPr>
-          <w:ilvl w:val="0"/>
-          <w:numId w:val="16"/>
-        </w:numPr>
-      </w:pPr>
-      <w:r>
-        <w:t>time.time()</w:t>
-      </w:r>
-    </w:p>
-    <w:p>
-      <w:pPr>
-        <w:pStyle w:val="ListParagraph"/>
-        <w:numPr>
-          <w:ilvl w:val="0"/>
-          <w:numId w:val="16"/>
-        </w:numPr>
-      </w:pPr>
-      <w:r>
-        <w:t>datetime.datetime()</w:t>
-      </w:r>
-    </w:p>
-    <w:p>
-      <w:pPr>
-        <w:pStyle w:val="ListParagraph"/>
-        <w:numPr>
-          <w:ilvl w:val="0"/>
-          <w:numId w:val="16"/>
-        </w:numPr>
-      </w:pPr>
-      <w:r>
-        <w:t>datetime.now()</w:t>
-      </w:r>
-    </w:p>
-    <w:p>
-      <w:pPr>
-        <w:pStyle w:val="ListParagraph"/>
-        <w:numPr>
-          <w:ilvl w:val="0"/>
-          <w:numId w:val="16"/>
-        </w:numPr>
-      </w:pPr>
-      <w:r>
-        <w:t>date.today()</w:t>
-      </w:r>
-    </w:p>
-    <w:p>
-      <w:r>
-        <w:t>4. Wie importiert man ein Modul in Python?</w:t>
-      </w:r>
-    </w:p>
-    <w:p>
-      <w:pPr>
-        <w:pStyle w:val="ListParagraph"/>
-        <w:numPr>
-          <w:ilvl w:val="0"/>
-          <w:numId w:val="18"/>
-        </w:numPr>
-      </w:pPr>
-      <w:r>
-        <w:t>import module_name</w:t>
-      </w:r>
-    </w:p>
-    <w:p>
-      <w:pPr>
-        <w:pStyle w:val="ListParagraph"/>
-        <w:numPr>
-          <w:ilvl w:val="0"/>
-          <w:numId w:val="18"/>
-        </w:numPr>
-      </w:pPr>
-      <w:r>
-        <w:t>require 'module_name'</w:t>
-      </w:r>
-    </w:p>
-    <w:p>
-      <w:pPr>
-        <w:pStyle w:val="ListParagraph"/>
-        <w:numPr>
-          <w:ilvl w:val="0"/>
-          <w:numId w:val="18"/>
-        </w:numPr>
-        <w:rPr>
-          <w:lang w:val="en-US"/>
-        </w:rPr>
-      </w:pPr>
-      <w:r>
-        <w:rPr>
-          <w:lang w:val="en-US"/>
-        </w:rPr>
-        <w:t>include module_name4. use module_name</w:t>
-      </w:r>
-    </w:p>
-    <w:p>
-      <w:r>
-        <w:t>5. Was ist das Ergebnis des folgenden Codes?</w:t>
-      </w:r>
-    </w:p>
-    <w:p>
-      <w:pPr>
+        <w:t>multiply(</w:t>
+      </w:r>
+      <w:proofErr w:type="gramEnd"/>
+      <w:r>
         <w:rPr>
           <w:rFonts w:ascii="Courier New" w:hAnsi="Courier New" w:cs="Courier New"/>
           <w:lang w:val="en-US"/>
         </w:rPr>
-      </w:pPr>
-      <w:r>
+        <w:t>x, y=2):</w:t>
+      </w:r>
+    </w:p>
+    <w:p>
+      <w:pPr>
         <w:rPr>
           <w:rFonts w:ascii="Courier New" w:hAnsi="Courier New" w:cs="Courier New"/>
           <w:lang w:val="en-US"/>
         </w:rPr>
-        <w:t>import math</w:t>
-      </w:r>
-    </w:p>
-    <w:p>
-      <w:pPr>
+      </w:pPr>
+      <w:r>
         <w:rPr>
           <w:rFonts w:ascii="Courier New" w:hAnsi="Courier New" w:cs="Courier New"/>
           <w:lang w:val="en-US"/>
         </w:rPr>
-      </w:pPr>
+        <w:t xml:space="preserve">    </w:t>
+      </w:r>
       <w:r>
         <w:rPr>
           <w:rFonts w:ascii="Courier New" w:hAnsi="Courier New" w:cs="Courier New"/>
           <w:lang w:val="en-US"/>
         </w:rPr>
-        <w:t>print(math.sqrt(9))</w:t>
+        <w:t>return x * y</w:t>
+      </w:r>
+    </w:p>
+    <w:p>
+      <w:pPr>
+        <w:rPr>
+          <w:rFonts w:ascii="Courier New" w:hAnsi="Courier New" w:cs="Courier New"/>
+        </w:rPr>
+      </w:pPr>
+      <w:r>
+        <w:rPr>
+          <w:rFonts w:ascii="Courier New" w:hAnsi="Courier New" w:cs="Courier New"/>
+        </w:rPr>
+        <w:t>print(multiply(3))</w:t>
+      </w:r>
+    </w:p>
+    <w:p>
+      <w:pPr>
+        <w:pStyle w:val="ListParagraph"/>
+        <w:numPr>
+          <w:ilvl w:val="0"/>
+          <w:numId w:val="14"/>
+        </w:numPr>
+      </w:pPr>
+      <w:r>
+        <w:t>5</w:t>
+      </w:r>
+    </w:p>
+    <w:p>
+      <w:pPr>
+        <w:pStyle w:val="ListParagraph"/>
+        <w:numPr>
+          <w:ilvl w:val="0"/>
+          <w:numId w:val="14"/>
+        </w:numPr>
+      </w:pPr>
+      <w:r>
+        <w:t>6</w:t>
+      </w:r>
+    </w:p>
+    <w:p>
+      <w:pPr>
+        <w:pStyle w:val="ListParagraph"/>
+        <w:numPr>
+          <w:ilvl w:val="0"/>
+          <w:numId w:val="14"/>
+        </w:numPr>
+      </w:pPr>
+      <w:r>
+        <w:t>9</w:t>
+      </w:r>
+    </w:p>
+    <w:p>
+      <w:pPr>
+        <w:pStyle w:val="ListParagraph"/>
+        <w:numPr>
+          <w:ilvl w:val="0"/>
+          <w:numId w:val="14"/>
+        </w:numPr>
+      </w:pPr>
+      <w:r>
+        <w:t>1</w:t>
+      </w:r>
+    </w:p>
+    <w:p>
+      <w:r>
+        <w:t>3. Welche Funktion aus der Python Standardbibliothek kann verwendet werden, um das</w:t>
+      </w:r>
+    </w:p>
+    <w:p>
+      <w:r>
+        <w:t>aktuelle Datum und die aktuelle Uhrzeit zu ermitteln?</w:t>
+      </w:r>
+    </w:p>
+    <w:p>
+      <w:pPr>
+        <w:pStyle w:val="ListParagraph"/>
+        <w:numPr>
+          <w:ilvl w:val="0"/>
+          <w:numId w:val="16"/>
+        </w:numPr>
+      </w:pPr>
+      <w:r>
+        <w:t>time.time()</w:t>
+      </w:r>
+    </w:p>
+    <w:p>
+      <w:pPr>
+        <w:pStyle w:val="ListParagraph"/>
+        <w:numPr>
+          <w:ilvl w:val="0"/>
+          <w:numId w:val="16"/>
+        </w:numPr>
+      </w:pPr>
+      <w:r>
+        <w:t>datetime.datetime()</w:t>
+      </w:r>
+    </w:p>
+    <w:p>
+      <w:pPr>
+        <w:pStyle w:val="ListParagraph"/>
+        <w:numPr>
+          <w:ilvl w:val="0"/>
+          <w:numId w:val="16"/>
+        </w:numPr>
+      </w:pPr>
+      <w:r>
+        <w:t>datetime.now()</w:t>
+      </w:r>
+    </w:p>
+    <w:p>
+      <w:pPr>
+        <w:pStyle w:val="ListParagraph"/>
+        <w:numPr>
+          <w:ilvl w:val="0"/>
+          <w:numId w:val="16"/>
+        </w:numPr>
+      </w:pPr>
+      <w:r>
+        <w:t>date.today()</w:t>
+      </w:r>
+    </w:p>
+    <w:p>
+      <w:r>
+        <w:t>4. Wie importiert man ein Modul in Python?</w:t>
+      </w:r>
+    </w:p>
+    <w:p>
+      <w:pPr>
+        <w:pStyle w:val="ListParagraph"/>
+        <w:numPr>
+          <w:ilvl w:val="0"/>
+          <w:numId w:val="18"/>
+        </w:numPr>
+      </w:pPr>
+      <w:r>
+        <w:t>import module_name</w:t>
+      </w:r>
+    </w:p>
+    <w:p>
+      <w:pPr>
+        <w:pStyle w:val="ListParagraph"/>
+        <w:numPr>
+          <w:ilvl w:val="0"/>
+          <w:numId w:val="18"/>
+        </w:numPr>
+      </w:pPr>
+      <w:r>
+        <w:t>require 'module_name'</w:t>
+      </w:r>
+    </w:p>
+    <w:p>
+      <w:pPr>
+        <w:pStyle w:val="ListParagraph"/>
+        <w:numPr>
+          <w:ilvl w:val="0"/>
+          <w:numId w:val="18"/>
+        </w:numPr>
+        <w:rPr>
+          <w:lang w:val="en-US"/>
+        </w:rPr>
+      </w:pPr>
+      <w:r>
+        <w:rPr>
+          <w:lang w:val="en-US"/>
+        </w:rPr>
+        <w:t xml:space="preserve">include module_name4. use </w:t>
+      </w:r>
+      <w:proofErr w:type="spellStart"/>
+      <w:r>
+        <w:rPr>
+          <w:lang w:val="en-US"/>
+        </w:rPr>
+        <w:t>module_name</w:t>
+      </w:r>
+      <w:proofErr w:type="spellEnd"/>
+    </w:p>
+    <w:p>
+      <w:r>
+        <w:t>5. Was ist das Ergebnis des folgenden Codes?</w:t>
+      </w:r>
+    </w:p>
+    <w:p>
+      <w:pPr>
+        <w:rPr>
+          <w:rFonts w:ascii="Courier New" w:hAnsi="Courier New" w:cs="Courier New"/>
+          <w:lang w:val="en-US"/>
+        </w:rPr>
+      </w:pPr>
+      <w:r>
+        <w:rPr>
+          <w:rFonts w:ascii="Courier New" w:hAnsi="Courier New" w:cs="Courier New"/>
+          <w:lang w:val="en-US"/>
+        </w:rPr>
+        <w:t>import math</w:t>
+      </w:r>
+    </w:p>
+    <w:p>
+      <w:pPr>
+        <w:rPr>
+          <w:rFonts w:ascii="Courier New" w:hAnsi="Courier New" w:cs="Courier New"/>
+          <w:lang w:val="en-US"/>
+        </w:rPr>
+      </w:pPr>
+      <w:r>
+        <w:rPr>
+          <w:rFonts w:ascii="Courier New" w:hAnsi="Courier New" w:cs="Courier New"/>
+          <w:lang w:val="en-US"/>
+        </w:rPr>
+        <w:t>print(</w:t>
+      </w:r>
+      <w:proofErr w:type="spellStart"/>
+      <w:proofErr w:type="gramStart"/>
+      <w:r>
+        <w:rPr>
+          <w:rFonts w:ascii="Courier New" w:hAnsi="Courier New" w:cs="Courier New"/>
+          <w:lang w:val="en-US"/>
+        </w:rPr>
+        <w:t>math.sqrt</w:t>
+      </w:r>
+      <w:proofErr w:type="spellEnd"/>
+      <w:proofErr w:type="gramEnd"/>
+      <w:r>
+        <w:rPr>
+          <w:rFonts w:ascii="Courier New" w:hAnsi="Courier New" w:cs="Courier New"/>
+          <w:lang w:val="en-US"/>
+        </w:rPr>
+        <w:t>(9))</w:t>
       </w:r>
     </w:p>
     <w:p>
@@ -1712,250 +1820,366 @@
           <w:rFonts w:ascii="Courier New" w:hAnsi="Courier New" w:cs="Courier New"/>
           <w:lang w:val="en-US"/>
         </w:rPr>
-        <w:t>return f"Hello, {name}"</w:t>
-      </w:r>
-    </w:p>
-    <w:p>
-      <w:pPr>
-        <w:pStyle w:val="ListParagraph"/>
-        <w:numPr>
-          <w:ilvl w:val="0"/>
-          <w:numId w:val="22"/>
-        </w:numPr>
-      </w:pPr>
-      <w:r>
-        <w:t>Sie begrüßt den Benutzer mit seinem Namen.</w:t>
-      </w:r>
-    </w:p>
-    <w:p>
-      <w:pPr>
-        <w:pStyle w:val="ListParagraph"/>
-        <w:numPr>
-          <w:ilvl w:val="0"/>
-          <w:numId w:val="22"/>
-        </w:numPr>
-      </w:pPr>
-      <w:r>
-        <w:t>Sie gibt "Hello, User" aus, wenn kein Name angegeben wird.</w:t>
-      </w:r>
-    </w:p>
-    <w:p>
-      <w:pPr>
-        <w:pStyle w:val="ListParagraph"/>
-        <w:numPr>
-          <w:ilvl w:val="0"/>
-          <w:numId w:val="22"/>
-        </w:numPr>
-      </w:pPr>
-      <w:r>
-        <w:t>Sie gibt "Hello, {name}" aus.</w:t>
-      </w:r>
-    </w:p>
-    <w:p>
-      <w:pPr>
-        <w:pStyle w:val="ListParagraph"/>
-        <w:numPr>
-          <w:ilvl w:val="0"/>
-          <w:numId w:val="22"/>
-        </w:numPr>
-      </w:pPr>
-      <w:r>
-        <w:t>Alle der oben genannten.</w:t>
-      </w:r>
-    </w:p>
-    <w:p>
-      <w:r>
-        <w:t>7. Wie können Sie die Quadratwurzel einer Zahl in Python berechnen?</w:t>
-      </w:r>
-    </w:p>
-    <w:p>
-      <w:pPr>
-        <w:pStyle w:val="ListParagraph"/>
-        <w:numPr>
-          <w:ilvl w:val="0"/>
-          <w:numId w:val="24"/>
-        </w:numPr>
-      </w:pPr>
-      <w:r>
-        <w:t>Verwenden Sie die Funktion sqrt() aus dem Modul math.</w:t>
-      </w:r>
-    </w:p>
-    <w:p>
-      <w:pPr>
-        <w:pStyle w:val="ListParagraph"/>
-        <w:numPr>
-          <w:ilvl w:val="0"/>
-          <w:numId w:val="24"/>
-        </w:numPr>
-      </w:pPr>
-      <w:r>
-        <w:t>Multiplizieren Sie die Zahl mit sich selbst.</w:t>
-      </w:r>
-    </w:p>
-    <w:p>
-      <w:pPr>
-        <w:pStyle w:val="ListParagraph"/>
-        <w:numPr>
-          <w:ilvl w:val="0"/>
-          <w:numId w:val="24"/>
-        </w:numPr>
-      </w:pPr>
-      <w:r>
-        <w:t>Verwenden Sie die Funktion power() aus dem Modul math.</w:t>
-      </w:r>
-    </w:p>
-    <w:p>
-      <w:pPr>
-        <w:pStyle w:val="ListParagraph"/>
-        <w:numPr>
-          <w:ilvl w:val="0"/>
-          <w:numId w:val="24"/>
-        </w:numPr>
-      </w:pPr>
-      <w:r>
-        <w:t>Keine der oben genannten.</w:t>
-      </w:r>
-    </w:p>
-    <w:p>
-      <w:r>
-        <w:t>8. Wie definiert man eine Funktion in Python?</w:t>
-      </w:r>
-    </w:p>
-    <w:p>
-      <w:pPr>
-        <w:pStyle w:val="ListParagraph"/>
-        <w:numPr>
-          <w:ilvl w:val="0"/>
-          <w:numId w:val="26"/>
-        </w:numPr>
-      </w:pPr>
-      <w:r>
-        <w:t>def function_name():</w:t>
-      </w:r>
-    </w:p>
-    <w:p>
-      <w:pPr>
-        <w:pStyle w:val="ListParagraph"/>
-        <w:numPr>
-          <w:ilvl w:val="0"/>
-          <w:numId w:val="26"/>
-        </w:numPr>
-      </w:pPr>
-      <w:r>
-        <w:t>function function_name():</w:t>
-      </w:r>
-    </w:p>
-    <w:p>
-      <w:pPr>
-        <w:pStyle w:val="ListParagraph"/>
-        <w:numPr>
-          <w:ilvl w:val="0"/>
-          <w:numId w:val="26"/>
-        </w:numPr>
-      </w:pPr>
-      <w:r>
-        <w:t>function_name() = def</w:t>
-      </w:r>
-    </w:p>
-    <w:p>
-      <w:pPr>
-        <w:pStyle w:val="ListParagraph"/>
-        <w:numPr>
-          <w:ilvl w:val="0"/>
-          <w:numId w:val="26"/>
-        </w:numPr>
-      </w:pPr>
-      <w:r>
-        <w:t>Keine der oben gennanten</w:t>
-      </w:r>
-    </w:p>
-    <w:p>
-      <w:r>
-        <w:t>9. Was gibt print aus?</w:t>
-      </w:r>
-    </w:p>
-    <w:p>
-      <w:pPr>
-        <w:rPr>
-          <w:rFonts w:ascii="Courier New" w:hAnsi="Courier New" w:cs="Courier New"/>
-        </w:rPr>
-      </w:pPr>
-      <w:r>
-        <w:rPr>
-          <w:rFonts w:ascii="Courier New" w:hAnsi="Courier New" w:cs="Courier New"/>
-        </w:rPr>
-        <w:t>def add(x, y):</w:t>
-      </w:r>
-    </w:p>
-    <w:p>
-      <w:pPr>
-        <w:rPr>
-          <w:rFonts w:ascii="Courier New" w:hAnsi="Courier New" w:cs="Courier New"/>
-        </w:rPr>
-      </w:pPr>
-      <w:r>
-        <w:rPr>
-          <w:rFonts w:ascii="Courier New" w:hAnsi="Courier New" w:cs="Courier New"/>
-        </w:rPr>
-        <w:t xml:space="preserve">   </w:t>
-      </w:r>
-      <w:r>
-        <w:rPr>
-          <w:rFonts w:ascii="Courier New" w:hAnsi="Courier New" w:cs="Courier New"/>
-        </w:rPr>
-        <w:t>return x + y</w:t>
-      </w:r>
-    </w:p>
-    <w:p>
-      <w:pPr>
+        <w:t xml:space="preserve">return </w:t>
+      </w:r>
+      <w:proofErr w:type="spellStart"/>
+      <w:r>
         <w:rPr>
           <w:rFonts w:ascii="Courier New" w:hAnsi="Courier New" w:cs="Courier New"/>
           <w:lang w:val="en-US"/>
         </w:rPr>
-      </w:pPr>
+        <w:t>f"</w:t>
+      </w:r>
+      <w:proofErr w:type="gramStart"/>
       <w:r>
         <w:rPr>
           <w:rFonts w:ascii="Courier New" w:hAnsi="Courier New" w:cs="Courier New"/>
           <w:lang w:val="en-US"/>
         </w:rPr>
-        <w:t>def do_it(func, a, b):</w:t>
-      </w:r>
-    </w:p>
-    <w:p>
-      <w:pPr>
+        <w:t>Hello</w:t>
+      </w:r>
+      <w:proofErr w:type="spellEnd"/>
+      <w:r>
         <w:rPr>
           <w:rFonts w:ascii="Courier New" w:hAnsi="Courier New" w:cs="Courier New"/>
           <w:lang w:val="en-US"/>
         </w:rPr>
-      </w:pPr>
+        <w:t>, {</w:t>
+      </w:r>
+      <w:proofErr w:type="gramEnd"/>
       <w:r>
         <w:rPr>
           <w:rFonts w:ascii="Courier New" w:hAnsi="Courier New" w:cs="Courier New"/>
           <w:lang w:val="en-US"/>
         </w:rPr>
+        <w:t>name}"</w:t>
+      </w:r>
+    </w:p>
+    <w:p>
+      <w:pPr>
+        <w:pStyle w:val="ListParagraph"/>
+        <w:numPr>
+          <w:ilvl w:val="0"/>
+          <w:numId w:val="22"/>
+        </w:numPr>
+      </w:pPr>
+      <w:r>
+        <w:t>Sie begrüßt den Benutzer mit seinem Namen.</w:t>
+      </w:r>
+    </w:p>
+    <w:p>
+      <w:pPr>
+        <w:pStyle w:val="ListParagraph"/>
+        <w:numPr>
+          <w:ilvl w:val="0"/>
+          <w:numId w:val="22"/>
+        </w:numPr>
+      </w:pPr>
+      <w:r>
+        <w:t>Sie gibt "Hello, User" aus, wenn kein Name angegeben wird.</w:t>
+      </w:r>
+    </w:p>
+    <w:p>
+      <w:pPr>
+        <w:pStyle w:val="ListParagraph"/>
+        <w:numPr>
+          <w:ilvl w:val="0"/>
+          <w:numId w:val="22"/>
+        </w:numPr>
+      </w:pPr>
+      <w:r>
+        <w:t>Sie gibt "Hello, {name}" aus.</w:t>
+      </w:r>
+    </w:p>
+    <w:p>
+      <w:pPr>
+        <w:pStyle w:val="ListParagraph"/>
+        <w:numPr>
+          <w:ilvl w:val="0"/>
+          <w:numId w:val="22"/>
+        </w:numPr>
+      </w:pPr>
+      <w:r>
+        <w:t>Alle der oben genannten.</w:t>
+      </w:r>
+    </w:p>
+    <w:p>
+      <w:r>
+        <w:t>7. Wie können Sie die Quadratwurzel einer Zahl in Python berechnen?</w:t>
+      </w:r>
+    </w:p>
+    <w:p>
+      <w:pPr>
+        <w:pStyle w:val="ListParagraph"/>
+        <w:numPr>
+          <w:ilvl w:val="0"/>
+          <w:numId w:val="24"/>
+        </w:numPr>
+      </w:pPr>
+      <w:r>
+        <w:t>Verwenden Sie die Funktion sqrt() aus dem Modul math.</w:t>
+      </w:r>
+    </w:p>
+    <w:p>
+      <w:pPr>
+        <w:pStyle w:val="ListParagraph"/>
+        <w:numPr>
+          <w:ilvl w:val="0"/>
+          <w:numId w:val="24"/>
+        </w:numPr>
+      </w:pPr>
+      <w:r>
+        <w:t>Multiplizieren Sie die Zahl mit sich selbst.</w:t>
+      </w:r>
+    </w:p>
+    <w:p>
+      <w:pPr>
+        <w:pStyle w:val="ListParagraph"/>
+        <w:numPr>
+          <w:ilvl w:val="0"/>
+          <w:numId w:val="24"/>
+        </w:numPr>
+      </w:pPr>
+      <w:r>
+        <w:t>Verwenden Sie die Funktion power() aus dem Modul math.</w:t>
+      </w:r>
+    </w:p>
+    <w:p>
+      <w:pPr>
+        <w:pStyle w:val="ListParagraph"/>
+        <w:numPr>
+          <w:ilvl w:val="0"/>
+          <w:numId w:val="24"/>
+        </w:numPr>
+      </w:pPr>
+      <w:r>
+        <w:t>Keine der oben genannten.</w:t>
+      </w:r>
+    </w:p>
+    <w:p>
+      <w:r>
+        <w:t>8. Wie definiert man eine Funktion in Python?</w:t>
+      </w:r>
+    </w:p>
+    <w:p>
+      <w:pPr>
+        <w:pStyle w:val="ListParagraph"/>
+        <w:numPr>
+          <w:ilvl w:val="0"/>
+          <w:numId w:val="26"/>
+        </w:numPr>
+      </w:pPr>
+      <w:r>
+        <w:t>def function_name():</w:t>
+      </w:r>
+    </w:p>
+    <w:p>
+      <w:pPr>
+        <w:pStyle w:val="ListParagraph"/>
+        <w:numPr>
+          <w:ilvl w:val="0"/>
+          <w:numId w:val="26"/>
+        </w:numPr>
+      </w:pPr>
+      <w:r>
+        <w:t>function function_name():</w:t>
+      </w:r>
+    </w:p>
+    <w:p>
+      <w:pPr>
+        <w:pStyle w:val="ListParagraph"/>
+        <w:numPr>
+          <w:ilvl w:val="0"/>
+          <w:numId w:val="26"/>
+        </w:numPr>
+      </w:pPr>
+      <w:r>
+        <w:t>function_name() = def</w:t>
+      </w:r>
+    </w:p>
+    <w:p>
+      <w:pPr>
+        <w:pStyle w:val="ListParagraph"/>
+        <w:numPr>
+          <w:ilvl w:val="0"/>
+          <w:numId w:val="26"/>
+        </w:numPr>
+      </w:pPr>
+      <w:r>
+        <w:t>Keine der oben gennanten</w:t>
+      </w:r>
+    </w:p>
+    <w:p>
+      <w:r>
+        <w:t>9. Was gibt print aus?</w:t>
+      </w:r>
+    </w:p>
+    <w:p>
+      <w:pPr>
+        <w:rPr>
+          <w:rFonts w:ascii="Courier New" w:hAnsi="Courier New" w:cs="Courier New"/>
+        </w:rPr>
+      </w:pPr>
+      <w:r>
+        <w:rPr>
+          <w:rFonts w:ascii="Courier New" w:hAnsi="Courier New" w:cs="Courier New"/>
+        </w:rPr>
+        <w:t>def add(x, y):</w:t>
+      </w:r>
+    </w:p>
+    <w:p>
+      <w:pPr>
+        <w:rPr>
+          <w:rFonts w:ascii="Courier New" w:hAnsi="Courier New" w:cs="Courier New"/>
+        </w:rPr>
+      </w:pPr>
+      <w:r>
+        <w:rPr>
+          <w:rFonts w:ascii="Courier New" w:hAnsi="Courier New" w:cs="Courier New"/>
+        </w:rPr>
         <w:t xml:space="preserve">   </w:t>
       </w:r>
       <w:r>
+        <w:rPr>
+          <w:rFonts w:ascii="Courier New" w:hAnsi="Courier New" w:cs="Courier New"/>
+        </w:rPr>
+        <w:t>return x + y</w:t>
+      </w:r>
+    </w:p>
+    <w:p>
+      <w:pPr>
         <w:rPr>
           <w:rFonts w:ascii="Courier New" w:hAnsi="Courier New" w:cs="Courier New"/>
           <w:lang w:val="en-US"/>
         </w:rPr>
-        <w:t>return func(a, b)</w:t>
-      </w:r>
-    </w:p>
-    <w:p>
-      <w:pPr>
+      </w:pPr>
+      <w:r>
         <w:rPr>
           <w:rFonts w:ascii="Courier New" w:hAnsi="Courier New" w:cs="Courier New"/>
           <w:lang w:val="en-US"/>
         </w:rPr>
-      </w:pPr>
+        <w:t xml:space="preserve">def </w:t>
+      </w:r>
+      <w:proofErr w:type="spellStart"/>
       <w:r>
         <w:rPr>
           <w:rFonts w:ascii="Courier New" w:hAnsi="Courier New" w:cs="Courier New"/>
           <w:lang w:val="en-US"/>
         </w:rPr>
-        <w:t>print(do_it(add, 4, 5))</w:t>
+        <w:t>do_</w:t>
+      </w:r>
+      <w:proofErr w:type="gramStart"/>
+      <w:r>
+        <w:rPr>
+          <w:rFonts w:ascii="Courier New" w:hAnsi="Courier New" w:cs="Courier New"/>
+          <w:lang w:val="en-US"/>
+        </w:rPr>
+        <w:t>it</w:t>
+      </w:r>
+      <w:proofErr w:type="spellEnd"/>
+      <w:r>
+        <w:rPr>
+          <w:rFonts w:ascii="Courier New" w:hAnsi="Courier New" w:cs="Courier New"/>
+          <w:lang w:val="en-US"/>
+        </w:rPr>
+        <w:t>(</w:t>
+      </w:r>
+      <w:proofErr w:type="spellStart"/>
+      <w:proofErr w:type="gramEnd"/>
+      <w:r>
+        <w:rPr>
+          <w:rFonts w:ascii="Courier New" w:hAnsi="Courier New" w:cs="Courier New"/>
+          <w:lang w:val="en-US"/>
+        </w:rPr>
+        <w:t>func</w:t>
+      </w:r>
+      <w:proofErr w:type="spellEnd"/>
+      <w:r>
+        <w:rPr>
+          <w:rFonts w:ascii="Courier New" w:hAnsi="Courier New" w:cs="Courier New"/>
+          <w:lang w:val="en-US"/>
+        </w:rPr>
+        <w:t>, a, b):</w:t>
+      </w:r>
+    </w:p>
+    <w:p>
+      <w:pPr>
+        <w:rPr>
+          <w:rFonts w:ascii="Courier New" w:hAnsi="Courier New" w:cs="Courier New"/>
+          <w:lang w:val="en-US"/>
+        </w:rPr>
+      </w:pPr>
+      <w:r>
+        <w:rPr>
+          <w:rFonts w:ascii="Courier New" w:hAnsi="Courier New" w:cs="Courier New"/>
+          <w:lang w:val="en-US"/>
+        </w:rPr>
+        <w:t xml:space="preserve">   </w:t>
+      </w:r>
+      <w:r>
+        <w:rPr>
+          <w:rFonts w:ascii="Courier New" w:hAnsi="Courier New" w:cs="Courier New"/>
+          <w:lang w:val="en-US"/>
+        </w:rPr>
+        <w:t xml:space="preserve">return </w:t>
+      </w:r>
+      <w:proofErr w:type="spellStart"/>
+      <w:proofErr w:type="gramStart"/>
+      <w:r>
+        <w:rPr>
+          <w:rFonts w:ascii="Courier New" w:hAnsi="Courier New" w:cs="Courier New"/>
+          <w:lang w:val="en-US"/>
+        </w:rPr>
+        <w:t>func</w:t>
+      </w:r>
+      <w:proofErr w:type="spellEnd"/>
+      <w:r>
+        <w:rPr>
+          <w:rFonts w:ascii="Courier New" w:hAnsi="Courier New" w:cs="Courier New"/>
+          <w:lang w:val="en-US"/>
+        </w:rPr>
+        <w:t>(</w:t>
+      </w:r>
+      <w:proofErr w:type="gramEnd"/>
+      <w:r>
+        <w:rPr>
+          <w:rFonts w:ascii="Courier New" w:hAnsi="Courier New" w:cs="Courier New"/>
+          <w:lang w:val="en-US"/>
+        </w:rPr>
+        <w:t>a, b)</w:t>
+      </w:r>
+    </w:p>
+    <w:p>
+      <w:pPr>
+        <w:rPr>
+          <w:rFonts w:ascii="Courier New" w:hAnsi="Courier New" w:cs="Courier New"/>
+          <w:lang w:val="en-US"/>
+        </w:rPr>
+      </w:pPr>
+      <w:proofErr w:type="gramStart"/>
+      <w:r>
+        <w:rPr>
+          <w:rFonts w:ascii="Courier New" w:hAnsi="Courier New" w:cs="Courier New"/>
+          <w:lang w:val="en-US"/>
+        </w:rPr>
+        <w:t>print(</w:t>
+      </w:r>
+      <w:proofErr w:type="spellStart"/>
+      <w:proofErr w:type="gramEnd"/>
+      <w:r>
+        <w:rPr>
+          <w:rFonts w:ascii="Courier New" w:hAnsi="Courier New" w:cs="Courier New"/>
+          <w:lang w:val="en-US"/>
+        </w:rPr>
+        <w:t>do_it</w:t>
+      </w:r>
+      <w:proofErr w:type="spellEnd"/>
+      <w:r>
+        <w:rPr>
+          <w:rFonts w:ascii="Courier New" w:hAnsi="Courier New" w:cs="Courier New"/>
+          <w:lang w:val="en-US"/>
+        </w:rPr>
+        <w:t>(add, 4, 5))</w:t>
       </w:r>
     </w:p>
     <w:p>
@@ -2070,156 +2294,6 @@
           <w:lang w:val="en-US"/>
         </w:rPr>
         <w:br w:type="page"/>
-      </w:r>
-    </w:p>
-    <w:p>
-      <w:pPr>
-        <w:pStyle w:val="Heading1"/>
-      </w:pPr>
-      <w:r>
-        <w:lastRenderedPageBreak/>
-        <w:t>Ressourcen</w:t>
-      </w:r>
-    </w:p>
-    <w:p/>
-    <w:p>
-      <w:r>
-        <w:t>Hier nun die Verweise auf Lernquellen, die uns für diese Woche und ihre Inhalte geeignet erscheinen.</w:t>
-      </w:r>
-      <w:r>
-        <w:cr/>
-        <w:t>Je nachdem, welcher Lerntyp Sie sind, wählen Sie sich ihre bevorzugte Quelle, es ist nicht zwingend</w:t>
-      </w:r>
-      <w:r>
-        <w:cr/>
-        <w:t>notwendig alle durchgearbeitet zu haben. Allerdings sollten die Inhalte des Lernpfads angesprochen</w:t>
-      </w:r>
-      <w:r>
-        <w:t xml:space="preserve"> </w:t>
-      </w:r>
-      <w:r>
-        <w:t xml:space="preserve">und </w:t>
-      </w:r>
-      <w:r>
-        <w:t>v</w:t>
-      </w:r>
-      <w:r>
-        <w:t>erstanden worden sein.</w:t>
-      </w:r>
-    </w:p>
-    <w:p>
-      <w:pPr>
-        <w:pStyle w:val="ListParagraph"/>
-        <w:numPr>
-          <w:ilvl w:val="0"/>
-          <w:numId w:val="3"/>
-        </w:numPr>
-      </w:pPr>
-      <w:r>
-        <w:rPr>
-          <w:b/>
-          <w:bCs/>
-        </w:rPr>
-        <w:t>Buch</w:t>
-      </w:r>
-      <w:r>
-        <w:t>: Python Crash Course:</w:t>
-      </w:r>
-    </w:p>
-    <w:p>
-      <w:r>
-        <w:t xml:space="preserve"> </w:t>
-      </w:r>
-      <w:r>
-        <w:tab/>
-      </w:r>
-      <w:r>
-        <w:tab/>
-      </w:r>
-      <w:r>
-        <w:rPr>
-          <w:b/>
-          <w:bCs/>
-        </w:rPr>
-        <w:t>Funktionen</w:t>
-      </w:r>
-      <w:r>
-        <w:t>: Dieses Thema wird in "Kapitel 8: Funktionen" behandelt.</w:t>
-      </w:r>
-    </w:p>
-    <w:p>
-      <w:pPr>
-        <w:pStyle w:val="ListParagraph"/>
-        <w:numPr>
-          <w:ilvl w:val="0"/>
-          <w:numId w:val="3"/>
-        </w:numPr>
-      </w:pPr>
-      <w:r>
-        <w:t>Video</w:t>
-      </w:r>
-      <w:r>
-        <w:t>:</w:t>
-      </w:r>
-    </w:p>
-    <w:p>
-      <w:pPr>
-        <w:pStyle w:val="ListParagraph"/>
-        <w:numPr>
-          <w:ilvl w:val="1"/>
-          <w:numId w:val="3"/>
-        </w:numPr>
-      </w:pPr>
-      <w:r>
-        <w:t>Codecademy: Python for Programmers – Ein erster Einstieg</w:t>
-      </w:r>
-    </w:p>
-    <w:p>
-      <w:pPr>
-        <w:pStyle w:val="ListParagraph"/>
-        <w:numPr>
-          <w:ilvl w:val="1"/>
-          <w:numId w:val="3"/>
-        </w:numPr>
-      </w:pPr>
-      <w:r>
-        <w:t>Codecademy: Learn Python 3 – Ein umfassender Kurs mit 27h Dauer</w:t>
-      </w:r>
-    </w:p>
-    <w:p>
-      <w:pPr>
-        <w:pStyle w:val="ListParagraph"/>
-        <w:numPr>
-          <w:ilvl w:val="0"/>
-          <w:numId w:val="3"/>
-        </w:numPr>
-      </w:pPr>
-      <w:r>
-        <w:t>Lab:</w:t>
-      </w:r>
-    </w:p>
-    <w:p>
-      <w:pPr>
-        <w:pStyle w:val="ListParagraph"/>
-        <w:numPr>
-          <w:ilvl w:val="1"/>
-          <w:numId w:val="3"/>
-        </w:numPr>
-      </w:pPr>
-      <w:r>
-        <w:t>Python Novice – Einsteiger</w:t>
-      </w:r>
-    </w:p>
-    <w:p>
-      <w:pPr>
-        <w:pStyle w:val="ListParagraph"/>
-        <w:numPr>
-          <w:ilvl w:val="1"/>
-          <w:numId w:val="3"/>
-        </w:numPr>
-      </w:pPr>
-      <w:r>
-        <w:t>Lab: Python for Developers – Grundlegendes Python inklusive Datenstrukturen</w:t>
       </w:r>
     </w:p>
     <w:sectPr>
@@ -2233,7 +2307,7 @@
 </file>
 
 <file path=word/numbering.xml><?xml version="1.0" encoding="utf-8"?>
-<w:numbering xmlns:wpc="http://schemas.microsoft.com/office/word/2010/wordprocessingCanvas" xmlns:cx="http://schemas.microsoft.com/office/drawing/2014/chartex" xmlns:cx1="http://schemas.microsoft.com/office/drawing/2015/9/8/chartex" xmlns:cx2="http://schemas.microsoft.com/office/drawing/2015/10/21/chartex" xmlns:cx3="http://schemas.microsoft.com/office/drawing/2016/5/9/chartex" xmlns:cx4="http://schemas.microsoft.com/office/drawing/2016/5/10/chartex" xmlns:cx5="http://schemas.microsoft.com/office/drawing/2016/5/11/chartex" xmlns:cx6="http://schemas.microsoft.com/office/drawing/2016/5/12/chartex" xmlns:cx7="http://schemas.microsoft.com/office/drawing/2016/5/13/chartex" xmlns:cx8="http://schemas.microsoft.com/office/drawing/2016/5/14/chartex" xmlns:mc="http://schemas.openxmlformats.org/markup-compatibility/2006" xmlns:aink="http://schemas.microsoft.com/office/drawing/2016/ink" xmlns:am3d="http://schemas.microsoft.com/office/drawing/2017/model3d" xmlns:o="urn:schemas-microsoft-com:office:office" xmlns:oel="http://schemas.microsoft.com/office/2019/extlst" xmlns:r="http://schemas.openxmlformats.org/officeDocument/2006/relationships" xmlns:m="http://schemas.openxmlformats.org/officeDocument/2006/math" xmlns:v="urn:schemas-microsoft-com:vml" xmlns:wp14="http://schemas.microsoft.com/office/word/2010/wordprocessingDrawing" xmlns:wp="http://schemas.openxmlformats.org/drawingml/2006/wordprocessingDrawing" xmlns:w10="urn:schemas-microsoft-com:office:word" xmlns:w="http://schemas.openxmlformats.org/wordprocessingml/2006/main" xmlns:w14="http://schemas.microsoft.com/office/word/2010/wordml" xmlns:w15="http://schemas.microsoft.com/office/word/2012/wordml" xmlns:w16cex="http://schemas.microsoft.com/office/word/2018/wordml/cex" xmlns:w16cid="http://schemas.microsoft.com/office/word/2016/wordml/cid" xmlns:w16="http://schemas.microsoft.com/office/word/2018/wordml" xmlns:w16du="http://schemas.microsoft.com/office/word/2023/wordml/word16du" xmlns:w16sdtdh="http://schemas.microsoft.com/office/word/2020/wordml/sdtdatahash" xmlns:w16se="http://schemas.microsoft.com/office/word/2015/wordml/symex" xmlns:wpg="http://schemas.microsoft.com/office/word/2010/wordprocessingGroup" xmlns:wpi="http://schemas.microsoft.com/office/word/2010/wordprocessingInk" xmlns:wne="http://schemas.microsoft.com/office/word/2006/wordml" xmlns:wps="http://schemas.microsoft.com/office/word/2010/wordprocessingShape" mc:Ignorable="w14 w15 w16se w16cid w16 w16cex w16sdtdh w16du wp14">
+<w:numbering xmlns:wpc="http://schemas.microsoft.com/office/word/2010/wordprocessingCanvas" xmlns:cx="http://schemas.microsoft.com/office/drawing/2014/chartex" xmlns:cx1="http://schemas.microsoft.com/office/drawing/2015/9/8/chartex" xmlns:cx2="http://schemas.microsoft.com/office/drawing/2015/10/21/chartex" xmlns:cx3="http://schemas.microsoft.com/office/drawing/2016/5/9/chartex" xmlns:cx4="http://schemas.microsoft.com/office/drawing/2016/5/10/chartex" xmlns:cx5="http://schemas.microsoft.com/office/drawing/2016/5/11/chartex" xmlns:cx6="http://schemas.microsoft.com/office/drawing/2016/5/12/chartex" xmlns:cx7="http://schemas.microsoft.com/office/drawing/2016/5/13/chartex" xmlns:cx8="http://schemas.microsoft.com/office/drawing/2016/5/14/chartex" xmlns:mc="http://schemas.openxmlformats.org/markup-compatibility/2006" xmlns:aink="http://schemas.microsoft.com/office/drawing/2016/ink" xmlns:am3d="http://schemas.microsoft.com/office/drawing/2017/model3d" xmlns:o="urn:schemas-microsoft-com:office:office" xmlns:oel="http://schemas.microsoft.com/office/2019/extlst" xmlns:r="http://schemas.openxmlformats.org/officeDocument/2006/relationships" xmlns:m="http://schemas.openxmlformats.org/officeDocument/2006/math" xmlns:v="urn:schemas-microsoft-com:vml" xmlns:wp14="http://schemas.microsoft.com/office/word/2010/wordprocessingDrawing" xmlns:wp="http://schemas.openxmlformats.org/drawingml/2006/wordprocessingDrawing" xmlns:w10="urn:schemas-microsoft-com:office:word" xmlns:w="http://schemas.openxmlformats.org/wordprocessingml/2006/main" xmlns:w14="http://schemas.microsoft.com/office/word/2010/wordml" xmlns:w15="http://schemas.microsoft.com/office/word/2012/wordml" xmlns:w16cex="http://schemas.microsoft.com/office/word/2018/wordml/cex" xmlns:w16cid="http://schemas.microsoft.com/office/word/2016/wordml/cid" xmlns:w16="http://schemas.microsoft.com/office/word/2018/wordml" xmlns:w16du="http://schemas.microsoft.com/office/word/2023/wordml/word16du" xmlns:w16sdtdh="http://schemas.microsoft.com/office/word/2020/wordml/sdtdatahash" xmlns:w16sdtfl="http://schemas.microsoft.com/office/word/2024/wordml/sdtformatlock" xmlns:w16se="http://schemas.microsoft.com/office/word/2015/wordml/symex" xmlns:wpg="http://schemas.microsoft.com/office/word/2010/wordprocessingGroup" xmlns:wpi="http://schemas.microsoft.com/office/word/2010/wordprocessingInk" xmlns:wne="http://schemas.microsoft.com/office/word/2006/wordml" xmlns:wps="http://schemas.microsoft.com/office/word/2010/wordprocessingShape" mc:Ignorable="w14 w15 w16se w16cid w16 w16cex w16sdtdh w16sdtfl w16du wp14">
   <w:abstractNum w:abstractNumId="0" w15:restartNumberingAfterBreak="0">
     <w:nsid w:val="034E003B"/>
     <w:multiLevelType w:val="hybridMultilevel"/>
@@ -5440,7 +5514,7 @@
 </file>
 
 <file path=word/styles.xml><?xml version="1.0" encoding="utf-8"?>
-<w:styles xmlns:mc="http://schemas.openxmlformats.org/markup-compatibility/2006" xmlns:r="http://schemas.openxmlformats.org/officeDocument/2006/relationships" xmlns:w="http://schemas.openxmlformats.org/wordprocessingml/2006/main" xmlns:w14="http://schemas.microsoft.com/office/word/2010/wordml" xmlns:w15="http://schemas.microsoft.com/office/word/2012/wordml" xmlns:w16cex="http://schemas.microsoft.com/office/word/2018/wordml/cex" xmlns:w16cid="http://schemas.microsoft.com/office/word/2016/wordml/cid" xmlns:w16="http://schemas.microsoft.com/office/word/2018/wordml" xmlns:w16du="http://schemas.microsoft.com/office/word/2023/wordml/word16du" xmlns:w16sdtdh="http://schemas.microsoft.com/office/word/2020/wordml/sdtdatahash" xmlns:w16se="http://schemas.microsoft.com/office/word/2015/wordml/symex" mc:Ignorable="w14 w15 w16se w16cid w16 w16cex w16sdtdh w16du">
+<w:styles xmlns:mc="http://schemas.openxmlformats.org/markup-compatibility/2006" xmlns:r="http://schemas.openxmlformats.org/officeDocument/2006/relationships" xmlns:w="http://schemas.openxmlformats.org/wordprocessingml/2006/main" xmlns:w14="http://schemas.microsoft.com/office/word/2010/wordml" xmlns:w15="http://schemas.microsoft.com/office/word/2012/wordml" xmlns:w16cex="http://schemas.microsoft.com/office/word/2018/wordml/cex" xmlns:w16cid="http://schemas.microsoft.com/office/word/2016/wordml/cid" xmlns:w16="http://schemas.microsoft.com/office/word/2018/wordml" xmlns:w16du="http://schemas.microsoft.com/office/word/2023/wordml/word16du" xmlns:w16sdtdh="http://schemas.microsoft.com/office/word/2020/wordml/sdtdatahash" xmlns:w16sdtfl="http://schemas.microsoft.com/office/word/2024/wordml/sdtformatlock" xmlns:w16se="http://schemas.microsoft.com/office/word/2015/wordml/symex" mc:Ignorable="w14 w15 w16se w16cid w16 w16cex w16sdtdh w16sdtfl w16du">
   <w:docDefaults>
     <w:rPrDefault>
       <w:rPr>
